--- a/Articulo_IEEE_Clasificacion_Danos_Carreteras.docx
+++ b/Articulo_IEEE_Clasificacion_Danos_Carreteras.docx
@@ -261,7 +261,13 @@
         <w:rPr>
           <w:color w:val="222222"/>
         </w:rPr>
-        <w:t>La infraestructura vial desempeña un papel fundamental en el desarrollo económico y la seguridad pública. Las carreteras deterioradas incrementan los costos de mantenimiento vehicular, elevan las tasas de accidentalidad y reducen la eficiencia del transporte. Los métodos tradicionales de inspección vial dependen de evaluaciones manuales realizadas por equipos de ingenieros civiles, un proceso costoso, lento y susceptible al error humano.</w:t>
+        <w:t xml:space="preserve">La infraestructura vial desempeña un papel fundamental en el desarrollo económico y la seguridad pública. Las carreteras deterioradas incrementan los costos de mantenimiento vehicular, elevan las tasas de accidentalidad y reducen la eficiencia del transporte. Los métodos tradicionales de inspección vial dependen de </w:t>
+      </w:r>
+      <w:r>
+        <w:rPr>
+          <w:color w:val="222222"/>
+        </w:rPr>
+        <w:t>evaluaciones manuales realizadas por equipos de ingenieros civiles, un proceso costoso, lento y susceptible al error humano.</w:t>
       </w:r>
     </w:p>
     <w:p>
@@ -422,7 +428,6 @@
         <w:rPr>
           <w:color w:val="222222"/>
         </w:rPr>
-        <w:lastRenderedPageBreak/>
         <w:t xml:space="preserve">Arya et al. [2] introdujeron el Road </w:t>
       </w:r>
       <w:proofErr w:type="spellStart"/>
@@ -519,7 +524,14 @@
         <w:rPr>
           <w:color w:val="222222"/>
         </w:rPr>
-        <w:t>, Howard et al. [3] introdujeron MobileNetV2, una arquitectura ligera diseñada para aplicaciones de visión móvil y embebida. Sus convoluciones separables en profundidad reducen significativamente el costo computacional manteniendo una precisión competitiva, haciéndola adecuada para entornos con recursos limitados.</w:t>
+        <w:t xml:space="preserve">, Howard et al. [3] introdujeron MobileNetV2, una arquitectura ligera </w:t>
+      </w:r>
+      <w:r>
+        <w:rPr>
+          <w:color w:val="222222"/>
+        </w:rPr>
+        <w:lastRenderedPageBreak/>
+        <w:t>diseñada para aplicaciones de visión móvil y embebida. Sus convoluciones separables en profundidad reducen significativamente el costo computacional manteniendo una precisión competitiva, haciéndola adecuada para entornos con recursos limitados.</w:t>
       </w:r>
     </w:p>
     <w:p>
@@ -805,7 +817,23 @@
           <w:color w:val="222222"/>
           <w:lang w:val="en-US"/>
         </w:rPr>
-        <w:t>Grieta longitudinal / Longitudinal Crack (614 imágenes — 18%)</w:t>
+        <w:t xml:space="preserve">Grieta longitudinal / Longitudinal Crack (614 </w:t>
+      </w:r>
+      <w:proofErr w:type="spellStart"/>
+      <w:r>
+        <w:rPr>
+          <w:color w:val="222222"/>
+          <w:lang w:val="en-US"/>
+        </w:rPr>
+        <w:t>imágenes</w:t>
+      </w:r>
+      <w:proofErr w:type="spellEnd"/>
+      <w:r>
+        <w:rPr>
+          <w:color w:val="222222"/>
+          <w:lang w:val="en-US"/>
+        </w:rPr>
+        <w:t xml:space="preserve"> — 18%)</w:t>
       </w:r>
     </w:p>
     <w:p>
@@ -1249,7 +1277,6 @@
           <w:bCs/>
           <w:color w:val="222222"/>
         </w:rPr>
-        <w:lastRenderedPageBreak/>
         <w:t>Fase 2 — Fine-</w:t>
       </w:r>
       <w:proofErr w:type="spellStart"/>
@@ -1409,7 +1436,14 @@
         <w:rPr>
           <w:color w:val="222222"/>
         </w:rPr>
-        <w:t>) permitiendo inferencia sin reentrenamiento. El proyecto sigue una arquitectura de software modular que separa la carga de datos, definición del modelo, entrenamiento, evaluación e inferencia en módulos independientes.</w:t>
+        <w:t xml:space="preserve">) permitiendo inferencia sin reentrenamiento. El proyecto sigue una arquitectura de software modular que separa la carga de datos, definición del modelo, </w:t>
+      </w:r>
+      <w:r>
+        <w:rPr>
+          <w:color w:val="222222"/>
+        </w:rPr>
+        <w:lastRenderedPageBreak/>
+        <w:t>entrenamiento, evaluación e inferencia en módulos independientes.</w:t>
       </w:r>
     </w:p>
     <w:p/>
@@ -1486,10 +1520,10 @@
         <w:tblLook w:val="0000" w:firstRow="0" w:lastRow="0" w:firstColumn="0" w:lastColumn="0" w:noHBand="0" w:noVBand="0"/>
       </w:tblPr>
       <w:tblGrid>
-        <w:gridCol w:w="2237"/>
-        <w:gridCol w:w="3357"/>
-        <w:gridCol w:w="2238"/>
-        <w:gridCol w:w="2238"/>
+        <w:gridCol w:w="1037"/>
+        <w:gridCol w:w="1557"/>
+        <w:gridCol w:w="1038"/>
+        <w:gridCol w:w="1038"/>
       </w:tblGrid>
       <w:tr>
         <w:tblPrEx>
@@ -2006,11 +2040,11 @@
         <w:tblLook w:val="0000" w:firstRow="0" w:lastRow="0" w:firstColumn="0" w:lastColumn="0" w:noHBand="0" w:noVBand="0"/>
       </w:tblPr>
       <w:tblGrid>
-        <w:gridCol w:w="3134"/>
-        <w:gridCol w:w="1734"/>
-        <w:gridCol w:w="1734"/>
-        <w:gridCol w:w="1734"/>
-        <w:gridCol w:w="1734"/>
+        <w:gridCol w:w="1360"/>
+        <w:gridCol w:w="990"/>
+        <w:gridCol w:w="760"/>
+        <w:gridCol w:w="680"/>
+        <w:gridCol w:w="880"/>
       </w:tblGrid>
       <w:tr>
         <w:tblPrEx>
@@ -3214,14 +3248,7 @@
         <w:rPr>
           <w:color w:val="222222"/>
         </w:rPr>
-        <w:t xml:space="preserve">La matriz de confusión reveló que las clasificaciones incorrectas más frecuentes ocurren entre tipos de grietas. Las grietas longitudinales y transversales comparten patrones visuales elongados similares, lo que genera confusión mutua. Las grietas en cocodrilo son ocasionalmente clasificadas erróneamente como baches (22 casos) debido a características texturales </w:t>
-      </w:r>
-      <w:r>
-        <w:rPr>
-          <w:color w:val="222222"/>
-        </w:rPr>
-        <w:lastRenderedPageBreak/>
-        <w:t>superpuestas a ciertas escalas de imagen. Los baches exhibieron la firma visual más clara y lograron el mejor desempeño de clasificación.</w:t>
+        <w:t>La matriz de confusión reveló que las clasificaciones incorrectas más frecuentes ocurren entre tipos de grietas. Las grietas longitudinales y transversales comparten patrones visuales elongados similares, lo que genera confusión mutua. Las grietas en cocodrilo son ocasionalmente clasificadas erróneamente como baches (22 casos) debido a características texturales superpuestas a ciertas escalas de imagen. Los baches exhibieron la firma visual más clara y lograron el mejor desempeño de clasificación.</w:t>
       </w:r>
     </w:p>
     <w:p>
@@ -3256,11 +3283,11 @@
         <w:tblLook w:val="0000" w:firstRow="0" w:lastRow="0" w:firstColumn="0" w:lastColumn="0" w:noHBand="0" w:noVBand="0"/>
       </w:tblPr>
       <w:tblGrid>
-        <w:gridCol w:w="2684"/>
-        <w:gridCol w:w="1847"/>
-        <w:gridCol w:w="1847"/>
-        <w:gridCol w:w="1847"/>
-        <w:gridCol w:w="1845"/>
+        <w:gridCol w:w="1211"/>
+        <w:gridCol w:w="990"/>
+        <w:gridCol w:w="823"/>
+        <w:gridCol w:w="823"/>
+        <w:gridCol w:w="823"/>
       </w:tblGrid>
       <w:tr>
         <w:tblPrEx>
@@ -4275,7 +4302,14 @@
         <w:rPr>
           <w:color w:val="222222"/>
         </w:rPr>
-        <w:t>La principal limitación del sistema actual es la confusión entre subtipos de grietas. Las grietas longitudinales, transversales y en cocodrilo comparten características de textura de bajo nivel que dificultan la clasificación incluso para anotadores humanos. El trabajo futuro debería explorar mecanismos de atención o extracción de características a múltiples escalas para discriminar mejor estas categorías.</w:t>
+        <w:t xml:space="preserve">La principal limitación del sistema actual es la confusión entre subtipos de grietas. Las grietas longitudinales, transversales y en cocodrilo comparten características de textura de bajo nivel que dificultan la clasificación incluso </w:t>
+      </w:r>
+      <w:r>
+        <w:rPr>
+          <w:color w:val="222222"/>
+        </w:rPr>
+        <w:lastRenderedPageBreak/>
+        <w:t>para anotadores humanos. El trabajo futuro debería explorar mecanismos de atención o extracción de características a múltiples escalas para discriminar mejor estas categorías.</w:t>
       </w:r>
     </w:p>
     <w:p>
@@ -4408,7 +4442,6 @@
         <w:rPr>
           <w:color w:val="222222"/>
         </w:rPr>
-        <w:lastRenderedPageBreak/>
         <w:t xml:space="preserve">El trabajo futuro se enfocará en ampliar el </w:t>
       </w:r>
       <w:proofErr w:type="spellStart"/>
@@ -4476,14 +4509,32 @@
           <w:color w:val="222222"/>
           <w:lang w:val="en-US"/>
         </w:rPr>
-        <w:t xml:space="preserve">[1]  </w:t>
-      </w:r>
-      <w:r>
-        <w:rPr>
+        <w:t>[1</w:t>
+      </w:r>
+      <w:proofErr w:type="gramStart"/>
+      <w:r>
+        <w:rPr>
+          <w:b/>
+          <w:bCs/>
           <w:color w:val="222222"/>
           <w:lang w:val="en-US"/>
         </w:rPr>
-        <w:t>H. Maeda, Y. Sekimoto, T. Seto, T. Kashiyama y H. Omata, "Road Damage Detection and Classification Using Deep Neural Networks with Smartphone Images", Computer-Aided Civil and Infrastructure Engineering, vol. 33, no. 12, pp. 1127–1141, 2018.</w:t>
+        <w:t xml:space="preserve">]  </w:t>
+      </w:r>
+      <w:r>
+        <w:rPr>
+          <w:color w:val="222222"/>
+          <w:lang w:val="en-US"/>
+        </w:rPr>
+        <w:t>H.</w:t>
+      </w:r>
+      <w:proofErr w:type="gramEnd"/>
+      <w:r>
+        <w:rPr>
+          <w:color w:val="222222"/>
+          <w:lang w:val="en-US"/>
+        </w:rPr>
+        <w:t xml:space="preserve"> Maeda, Y. Sekimoto, T. Seto, T. Kashiyama y H. Omata, "Road Damage Detection and Classification Using Deep Neural Networks with Smartphone Images", Computer-Aided Civil and Infrastructure Engineering, vol. 33, no. 12, pp. 1127–1141, 2018.</w:t>
       </w:r>
     </w:p>
     <w:p>
@@ -4526,7 +4577,39 @@
           <w:color w:val="222222"/>
           <w:lang w:val="en-US"/>
         </w:rPr>
-        <w:t xml:space="preserve"> Arya, H. Maeda, S. K. Ghosh, D. Toshniwal y Y. Sekimoto, "RDD2022: A multi-national image dataset for automatic Road Damage Detection", arXiv preprint arXiv:2209.08538, 2022.</w:t>
+        <w:t xml:space="preserve"> Arya, H. Maeda, S. K. Ghosh, D. Toshniwal y </w:t>
+      </w:r>
+      <w:proofErr w:type="spellStart"/>
+      <w:r>
+        <w:rPr>
+          <w:color w:val="222222"/>
+          <w:lang w:val="en-US"/>
+        </w:rPr>
+        <w:t>Y</w:t>
+      </w:r>
+      <w:proofErr w:type="spellEnd"/>
+      <w:r>
+        <w:rPr>
+          <w:color w:val="222222"/>
+          <w:lang w:val="en-US"/>
+        </w:rPr>
+        <w:t xml:space="preserve">. Sekimoto, "RDD2022: A multi-national image dataset for automatic Road Damage Detection", </w:t>
+      </w:r>
+      <w:proofErr w:type="spellStart"/>
+      <w:r>
+        <w:rPr>
+          <w:color w:val="222222"/>
+          <w:lang w:val="en-US"/>
+        </w:rPr>
+        <w:t>arXiv</w:t>
+      </w:r>
+      <w:proofErr w:type="spellEnd"/>
+      <w:r>
+        <w:rPr>
+          <w:color w:val="222222"/>
+          <w:lang w:val="en-US"/>
+        </w:rPr>
+        <w:t xml:space="preserve"> preprint arXiv:2209.08538, 2022.</w:t>
       </w:r>
     </w:p>
     <w:p>
@@ -4569,7 +4652,39 @@
           <w:color w:val="222222"/>
           <w:lang w:val="en-US"/>
         </w:rPr>
-        <w:t xml:space="preserve"> Sandler, A. Howard, M. Zhu, A. Zhmoginov y L. C. Chen, "MobileNetV2: Inverted Residuals and Linear Bottlenecks", en Proc. IEEE/CVF Conference on Computer Vision and Pattern Recognition (CVPR), pp. 4510–4520, 2018.</w:t>
+        <w:t xml:space="preserve"> Sandler, A. Howard, M. Zhu, A. </w:t>
+      </w:r>
+      <w:proofErr w:type="spellStart"/>
+      <w:r>
+        <w:rPr>
+          <w:color w:val="222222"/>
+          <w:lang w:val="en-US"/>
+        </w:rPr>
+        <w:t>Zhmoginov</w:t>
+      </w:r>
+      <w:proofErr w:type="spellEnd"/>
+      <w:r>
+        <w:rPr>
+          <w:color w:val="222222"/>
+          <w:lang w:val="en-US"/>
+        </w:rPr>
+        <w:t xml:space="preserve"> y L. C. Chen, "MobileNetV2: Inverted Residuals and Linear Bottlenecks", </w:t>
+      </w:r>
+      <w:proofErr w:type="spellStart"/>
+      <w:r>
+        <w:rPr>
+          <w:color w:val="222222"/>
+          <w:lang w:val="en-US"/>
+        </w:rPr>
+        <w:t>en</w:t>
+      </w:r>
+      <w:proofErr w:type="spellEnd"/>
+      <w:r>
+        <w:rPr>
+          <w:color w:val="222222"/>
+          <w:lang w:val="en-US"/>
+        </w:rPr>
+        <w:t xml:space="preserve"> Proc. IEEE/CVF Conference on Computer Vision and Pattern Recognition (CVPR), pp. 4510–4520, 2018.</w:t>
       </w:r>
     </w:p>
     <w:p>
@@ -4612,7 +4727,39 @@
           <w:color w:val="222222"/>
           <w:lang w:val="en-US"/>
         </w:rPr>
-        <w:t xml:space="preserve"> Tan y Q. V. Le, "EfficientNet: Rethinking Model Scaling for Convolutional Neural Networks", en Proc. 36th International Conference on Machine Learning (ICML), pp. 6105–6114, 2019.</w:t>
+        <w:t xml:space="preserve"> Tan y Q. V. Le, "</w:t>
+      </w:r>
+      <w:proofErr w:type="spellStart"/>
+      <w:r>
+        <w:rPr>
+          <w:color w:val="222222"/>
+          <w:lang w:val="en-US"/>
+        </w:rPr>
+        <w:t>EfficientNet</w:t>
+      </w:r>
+      <w:proofErr w:type="spellEnd"/>
+      <w:r>
+        <w:rPr>
+          <w:color w:val="222222"/>
+          <w:lang w:val="en-US"/>
+        </w:rPr>
+        <w:t xml:space="preserve">: Rethinking Model Scaling for Convolutional Neural Networks", </w:t>
+      </w:r>
+      <w:proofErr w:type="spellStart"/>
+      <w:r>
+        <w:rPr>
+          <w:color w:val="222222"/>
+          <w:lang w:val="en-US"/>
+        </w:rPr>
+        <w:t>en</w:t>
+      </w:r>
+      <w:proofErr w:type="spellEnd"/>
+      <w:r>
+        <w:rPr>
+          <w:color w:val="222222"/>
+          <w:lang w:val="en-US"/>
+        </w:rPr>
+        <w:t xml:space="preserve"> Proc. 36th International Conference on Machine Learning (ICML), pp. 6105–6114, 2019.</w:t>
       </w:r>
     </w:p>
     <w:p>
@@ -4695,7 +4842,39 @@
           <w:color w:val="222222"/>
           <w:lang w:val="en-US"/>
         </w:rPr>
-        <w:t xml:space="preserve"> Géron, Hands-On Machine Learning with Scikit-Learn, Keras, and TensorFlow, 3.ª ed. </w:t>
+        <w:t xml:space="preserve"> </w:t>
+      </w:r>
+      <w:proofErr w:type="spellStart"/>
+      <w:r>
+        <w:rPr>
+          <w:color w:val="222222"/>
+          <w:lang w:val="en-US"/>
+        </w:rPr>
+        <w:t>Géron</w:t>
+      </w:r>
+      <w:proofErr w:type="spellEnd"/>
+      <w:r>
+        <w:rPr>
+          <w:color w:val="222222"/>
+          <w:lang w:val="en-US"/>
+        </w:rPr>
+        <w:t xml:space="preserve">, Hands-On Machine Learning with Scikit-Learn, </w:t>
+      </w:r>
+      <w:proofErr w:type="spellStart"/>
+      <w:r>
+        <w:rPr>
+          <w:color w:val="222222"/>
+          <w:lang w:val="en-US"/>
+        </w:rPr>
+        <w:t>Keras</w:t>
+      </w:r>
+      <w:proofErr w:type="spellEnd"/>
+      <w:r>
+        <w:rPr>
+          <w:color w:val="222222"/>
+          <w:lang w:val="en-US"/>
+        </w:rPr>
+        <w:t xml:space="preserve">, and TensorFlow, 3.ª ed. </w:t>
       </w:r>
       <w:r>
         <w:rPr>
@@ -4707,7 +4886,7 @@
     <w:sectPr>
       <w:pgSz w:w="12240" w:h="15840"/>
       <w:pgMar w:top="1440" w:right="1080" w:bottom="1440" w:left="1080" w:header="708" w:footer="708" w:gutter="0"/>
-      <w:cols w:space="720"/>
+      <w:cols w:num="2" w:space="720"/>
       <w:docGrid w:linePitch="360"/>
     </w:sectPr>
   </w:body>

--- a/Articulo_IEEE_Clasificacion_Danos_Carreteras.docx
+++ b/Articulo_IEEE_Clasificacion_Danos_Carreteras.docx
@@ -15,29 +15,7 @@
           <w:sz w:val="28"/>
           <w:szCs w:val="28"/>
         </w:rPr>
-        <w:t xml:space="preserve">Clasificación de Daños en Carreteras mediante Transfer </w:t>
-      </w:r>
-      <w:proofErr w:type="spellStart"/>
-      <w:r>
-        <w:rPr>
-          <w:b/>
-          <w:bCs/>
-          <w:color w:val="222222"/>
-          <w:sz w:val="28"/>
-          <w:szCs w:val="28"/>
-        </w:rPr>
-        <w:t>Learning</w:t>
-      </w:r>
-      <w:proofErr w:type="spellEnd"/>
-      <w:r>
-        <w:rPr>
-          <w:b/>
-          <w:bCs/>
-          <w:color w:val="222222"/>
-          <w:sz w:val="28"/>
-          <w:szCs w:val="28"/>
-        </w:rPr>
-        <w:t xml:space="preserve"> y MobileNetV2</w:t>
+        <w:t>Clasificación de Daños en Carreteras mediante Transfer Learning y MobileNetV2</w:t>
       </w:r>
     </w:p>
     <w:p>
@@ -58,14 +36,41 @@
       <w:pPr>
         <w:spacing w:after="200" w:line="280" w:lineRule="auto"/>
         <w:jc w:val="center"/>
-      </w:pPr>
-      <w:r>
         <w:rPr>
           <w:color w:val="222222"/>
           <w:sz w:val="18"/>
           <w:szCs w:val="18"/>
         </w:rPr>
+      </w:pPr>
+      <w:r>
+        <w:rPr>
+          <w:color w:val="222222"/>
+          <w:sz w:val="18"/>
+          <w:szCs w:val="18"/>
+        </w:rPr>
         <w:t>Facultad de Ingeniería — Universidad Don Bosco, San Salvador, El Salvador</w:t>
+      </w:r>
+    </w:p>
+    <w:p>
+      <w:pPr>
+        <w:spacing w:after="200" w:line="280" w:lineRule="auto"/>
+        <w:jc w:val="center"/>
+      </w:pPr>
+      <w:r>
+        <w:rPr>
+          <w:color w:val="222222"/>
+          <w:sz w:val="18"/>
+          <w:szCs w:val="18"/>
+        </w:rPr>
+        <w:t xml:space="preserve">Link del repositorio: </w:t>
+      </w:r>
+      <w:r>
+        <w:rPr>
+          <w:color w:val="222222"/>
+          <w:sz w:val="18"/>
+          <w:szCs w:val="18"/>
+        </w:rPr>
+        <w:t>https://github.com/tetoibarra/road_damage_classifier.git</w:t>
       </w:r>
     </w:p>
     <w:p>
@@ -93,91 +98,7 @@
         <w:rPr>
           <w:color w:val="222222"/>
         </w:rPr>
-        <w:t xml:space="preserve">El deterioro de la infraestructura vial es un problema crítico que afecta la seguridad del transporte y la eficiencia económica. Este artículo presenta un sistema automatizado de clasificación de daños en carreteras basado en técnicas de aprendizaje profundo y Transfer </w:t>
-      </w:r>
-      <w:proofErr w:type="spellStart"/>
-      <w:r>
-        <w:rPr>
-          <w:color w:val="222222"/>
-        </w:rPr>
-        <w:t>Learning</w:t>
-      </w:r>
-      <w:proofErr w:type="spellEnd"/>
-      <w:r>
-        <w:rPr>
-          <w:color w:val="222222"/>
-        </w:rPr>
-        <w:t xml:space="preserve">. El sistema propuesto utiliza MobileNetV2, </w:t>
-      </w:r>
-      <w:proofErr w:type="spellStart"/>
-      <w:r>
-        <w:rPr>
-          <w:color w:val="222222"/>
-        </w:rPr>
-        <w:t>preentrenado</w:t>
-      </w:r>
-      <w:proofErr w:type="spellEnd"/>
-      <w:r>
-        <w:rPr>
-          <w:color w:val="222222"/>
-        </w:rPr>
-        <w:t xml:space="preserve"> en </w:t>
-      </w:r>
-      <w:proofErr w:type="spellStart"/>
-      <w:r>
-        <w:rPr>
-          <w:color w:val="222222"/>
-        </w:rPr>
-        <w:t>ImageNet</w:t>
-      </w:r>
-      <w:proofErr w:type="spellEnd"/>
-      <w:r>
-        <w:rPr>
-          <w:color w:val="222222"/>
-        </w:rPr>
-        <w:t xml:space="preserve">, como columna vertebral para la extracción de características, con una cabeza de clasificación personalizada adaptada para cuatro categorías de daño: baches, grietas longitudinales, grietas transversales y grietas en cocodrilo. El modelo fue entrenado con 3,321 imágenes reales de carreteras de un </w:t>
-      </w:r>
-      <w:proofErr w:type="spellStart"/>
-      <w:r>
-        <w:rPr>
-          <w:color w:val="222222"/>
-        </w:rPr>
-        <w:t>dataset</w:t>
-      </w:r>
-      <w:proofErr w:type="spellEnd"/>
-      <w:r>
-        <w:rPr>
-          <w:color w:val="222222"/>
-        </w:rPr>
-        <w:t xml:space="preserve"> público, empleando una estrategia de dos fases: capas base congeladas seguido de fine-</w:t>
-      </w:r>
-      <w:proofErr w:type="spellStart"/>
-      <w:r>
-        <w:rPr>
-          <w:color w:val="222222"/>
-        </w:rPr>
-        <w:t>tuning</w:t>
-      </w:r>
-      <w:proofErr w:type="spellEnd"/>
-      <w:r>
-        <w:rPr>
-          <w:color w:val="222222"/>
-        </w:rPr>
-        <w:t xml:space="preserve"> parcial de las últimas 30 capas. El sistema alcanza un 63.4% de exactitud de validación con un F1-score de 0.74 para la clase bache. El sistema completo puede desplegarse mediante un script de inferencia por </w:t>
-      </w:r>
-      <w:proofErr w:type="gramStart"/>
-      <w:r>
-        <w:rPr>
-          <w:color w:val="222222"/>
-        </w:rPr>
-        <w:t>línea</w:t>
-      </w:r>
-      <w:proofErr w:type="gramEnd"/>
-      <w:r>
-        <w:rPr>
-          <w:color w:val="222222"/>
-        </w:rPr>
-        <w:t xml:space="preserve"> de comandos sin necesidad de reentrenamiento, cumpliendo los requisitos de reproducibilidad y portabilidad para aplicaciones en entornos reales.</w:t>
+        <w:t>El deterioro de la infraestructura vial es un problema crítico que afecta la seguridad del transporte y la eficiencia económica. Este artículo presenta un sistema automatizado de clasificación de daños en carreteras basado en técnicas de aprendizaje profundo y Transfer Learning. El sistema propuesto utiliza MobileNetV2, preentrenado en ImageNet, como columna vertebral para la extracción de características, con una cabeza de clasificación personalizada adaptada para cuatro categorías de daño: baches, grietas longitudinales, grietas transversales y grietas en cocodrilo. El modelo fue entrenado con 3,321 imágenes reales de carreteras de un dataset público, empleando una estrategia de dos fases: capas base congeladas seguido de fine-tuning parcial de las últimas 30 capas. El sistema alcanza un 63.4% de exactitud de validación con un F1-score de 0.74 para la clase bache. El sistema completo puede desplegarse mediante un script de inferencia por línea de comandos sin necesidad de reentrenamiento, cumpliendo los requisitos de reproducibilidad y portabilidad para aplicaciones en entornos reales.</w:t>
       </w:r>
     </w:p>
     <w:p>
@@ -197,35 +118,7 @@
         <w:rPr>
           <w:color w:val="222222"/>
         </w:rPr>
-        <w:t xml:space="preserve">clasificación de daños viales, Transfer </w:t>
-      </w:r>
-      <w:proofErr w:type="spellStart"/>
-      <w:r>
-        <w:rPr>
-          <w:color w:val="222222"/>
-        </w:rPr>
-        <w:t>Learning</w:t>
-      </w:r>
-      <w:proofErr w:type="spellEnd"/>
-      <w:r>
-        <w:rPr>
-          <w:color w:val="222222"/>
-        </w:rPr>
-        <w:t>, MobileNetV2, visión por computador, redes neuronales convolucionales, fine-</w:t>
-      </w:r>
-      <w:proofErr w:type="spellStart"/>
-      <w:r>
-        <w:rPr>
-          <w:color w:val="222222"/>
-        </w:rPr>
-        <w:t>tuning</w:t>
-      </w:r>
-      <w:proofErr w:type="spellEnd"/>
-      <w:r>
-        <w:rPr>
-          <w:color w:val="222222"/>
-        </w:rPr>
-        <w:t>, clasificación de imágenes.</w:t>
+        <w:t>clasificación de daños viales, Transfer Learning, MobileNetV2, visión por computador, redes neuronales convolucionales, fine-tuning, clasificación de imágenes.</w:t>
       </w:r>
     </w:p>
     <w:p>
@@ -261,13 +154,13 @@
         <w:rPr>
           <w:color w:val="222222"/>
         </w:rPr>
-        <w:t xml:space="preserve">La infraestructura vial desempeña un papel fundamental en el desarrollo económico y la seguridad pública. Las carreteras deterioradas incrementan los costos de mantenimiento vehicular, elevan las tasas de accidentalidad y reducen la eficiencia del transporte. Los métodos tradicionales de inspección vial dependen de </w:t>
-      </w:r>
-      <w:r>
-        <w:rPr>
-          <w:color w:val="222222"/>
-        </w:rPr>
-        <w:t>evaluaciones manuales realizadas por equipos de ingenieros civiles, un proceso costoso, lento y susceptible al error humano.</w:t>
+        <w:t xml:space="preserve">La infraestructura vial desempeña un papel fundamental en el desarrollo económico y la seguridad pública. Las carreteras deterioradas incrementan los costos de mantenimiento vehicular, elevan las tasas de </w:t>
+      </w:r>
+      <w:r>
+        <w:rPr>
+          <w:color w:val="222222"/>
+        </w:rPr>
+        <w:t>accidentalidad y reducen la eficiencia del transporte. Los métodos tradicionales de inspección vial dependen de evaluaciones manuales realizadas por equipos de ingenieros civiles, un proceso costoso, lento y susceptible al error humano.</w:t>
       </w:r>
     </w:p>
     <w:p>
@@ -291,21 +184,7 @@
         <w:rPr>
           <w:color w:val="222222"/>
         </w:rPr>
-        <w:t xml:space="preserve">Este artículo propone un sistema de clasificación de daños en carreteras que aprovecha el Transfer </w:t>
-      </w:r>
-      <w:proofErr w:type="spellStart"/>
-      <w:r>
-        <w:rPr>
-          <w:color w:val="222222"/>
-        </w:rPr>
-        <w:t>Learning</w:t>
-      </w:r>
-      <w:proofErr w:type="spellEnd"/>
-      <w:r>
-        <w:rPr>
-          <w:color w:val="222222"/>
-        </w:rPr>
-        <w:t xml:space="preserve"> con MobileNetV2 para categorizar la superficie vial en cuatro tipos de daño. El sistema procesa imágenes de carreteras y genera una categoría de daño junto con una puntuación de confianza, permitiendo una evaluación rápida y consistente sin requerir intervención de expertos.</w:t>
+        <w:t>Este artículo propone un sistema de clasificación de daños en carreteras que aprovecha el Transfer Learning con MobileNetV2 para categorizar la superficie vial en cuatro tipos de daño. El sistema procesa imágenes de carreteras y genera una categoría de daño junto con una puntuación de confianza, permitiendo una evaluación rápida y consistente sin requerir intervención de expertos.</w:t>
       </w:r>
     </w:p>
     <w:p>
@@ -317,21 +196,7 @@
         <w:rPr>
           <w:color w:val="222222"/>
         </w:rPr>
-        <w:t xml:space="preserve">El resto de este artículo se organiza de la siguiente manera: la Sección II revisa trabajos relacionados en detección de daños viales. La Sección III describe la metodología incluyendo </w:t>
-      </w:r>
-      <w:proofErr w:type="spellStart"/>
-      <w:r>
-        <w:rPr>
-          <w:color w:val="222222"/>
-        </w:rPr>
-        <w:t>dataset</w:t>
-      </w:r>
-      <w:proofErr w:type="spellEnd"/>
-      <w:r>
-        <w:rPr>
-          <w:color w:val="222222"/>
-        </w:rPr>
-        <w:t>, arquitectura y estrategia de entrenamiento. La Sección IV presenta los resultados experimentales. La Sección V ofrece una discusión de los hallazgos y la Sección VI concluye el artículo.</w:t>
+        <w:t>El resto de este artículo se organiza de la siguiente manera: la Sección II revisa trabajos relacionados en detección de daños viales. La Sección III describe la metodología incluyendo dataset, arquitectura y estrategia de entrenamiento. La Sección IV presenta los resultados experimentales. La Sección V ofrece una discusión de los hallazgos y la Sección VI concluye el artículo.</w:t>
       </w:r>
     </w:p>
     <w:p/>
@@ -360,63 +225,7 @@
         <w:rPr>
           <w:color w:val="222222"/>
         </w:rPr>
-        <w:t xml:space="preserve">La detección de daños en carreteras mediante aprendizaje profundo ha ganado considerable atención en los últimos años. Maeda et al. [1] propusieron uno de los primeros </w:t>
-      </w:r>
-      <w:proofErr w:type="spellStart"/>
-      <w:r>
-        <w:rPr>
-          <w:color w:val="222222"/>
-        </w:rPr>
-        <w:t>datasets</w:t>
-      </w:r>
-      <w:proofErr w:type="spellEnd"/>
-      <w:r>
-        <w:rPr>
-          <w:color w:val="222222"/>
-        </w:rPr>
-        <w:t xml:space="preserve"> a gran escala para daños viales y demostraron la efectividad de SSD (</w:t>
-      </w:r>
-      <w:proofErr w:type="gramStart"/>
-      <w:r>
-        <w:rPr>
-          <w:color w:val="222222"/>
-        </w:rPr>
-        <w:t>Single</w:t>
-      </w:r>
-      <w:proofErr w:type="gramEnd"/>
-      <w:r>
-        <w:rPr>
-          <w:color w:val="222222"/>
-        </w:rPr>
-        <w:t xml:space="preserve"> </w:t>
-      </w:r>
-      <w:proofErr w:type="spellStart"/>
-      <w:r>
-        <w:rPr>
-          <w:color w:val="222222"/>
-        </w:rPr>
-        <w:t>Shot</w:t>
-      </w:r>
-      <w:proofErr w:type="spellEnd"/>
-      <w:r>
-        <w:rPr>
-          <w:color w:val="222222"/>
-        </w:rPr>
-        <w:t xml:space="preserve"> </w:t>
-      </w:r>
-      <w:proofErr w:type="spellStart"/>
-      <w:r>
-        <w:rPr>
-          <w:color w:val="222222"/>
-        </w:rPr>
-        <w:t>Multibox</w:t>
-      </w:r>
-      <w:proofErr w:type="spellEnd"/>
-      <w:r>
-        <w:rPr>
-          <w:color w:val="222222"/>
-        </w:rPr>
-        <w:t xml:space="preserve"> Detector) para la detección en tiempo real usando cámaras de smartphones. Su trabajo estableció una línea base para la investigación posterior en este dominio.</w:t>
+        <w:t>La detección de daños en carreteras mediante aprendizaje profundo ha ganado considerable atención en los últimos años. Maeda et al. [1] propusieron uno de los primeros datasets a gran escala para daños viales y demostraron la efectividad de SSD (Single Shot Multibox Detector) para la detección en tiempo real usando cámaras de smartphones. Su trabajo estableció una línea base para la investigación posterior en este dominio.</w:t>
       </w:r>
     </w:p>
     <w:p>
@@ -428,77 +237,7 @@
         <w:rPr>
           <w:color w:val="222222"/>
         </w:rPr>
-        <w:t xml:space="preserve">Arya et al. [2] introdujeron el Road </w:t>
-      </w:r>
-      <w:proofErr w:type="spellStart"/>
-      <w:r>
-        <w:rPr>
-          <w:color w:val="222222"/>
-        </w:rPr>
-        <w:t>Damage</w:t>
-      </w:r>
-      <w:proofErr w:type="spellEnd"/>
-      <w:r>
-        <w:rPr>
-          <w:color w:val="222222"/>
-        </w:rPr>
-        <w:t xml:space="preserve"> </w:t>
-      </w:r>
-      <w:proofErr w:type="spellStart"/>
-      <w:r>
-        <w:rPr>
-          <w:color w:val="222222"/>
-        </w:rPr>
-        <w:t>Dataset</w:t>
-      </w:r>
-      <w:proofErr w:type="spellEnd"/>
-      <w:r>
-        <w:rPr>
-          <w:color w:val="222222"/>
-        </w:rPr>
-        <w:t xml:space="preserve"> 2022 (RDD2022), un </w:t>
-      </w:r>
-      <w:proofErr w:type="spellStart"/>
-      <w:r>
-        <w:rPr>
-          <w:color w:val="222222"/>
-        </w:rPr>
-        <w:t>dataset</w:t>
-      </w:r>
-      <w:proofErr w:type="spellEnd"/>
-      <w:r>
-        <w:rPr>
-          <w:color w:val="222222"/>
-        </w:rPr>
-        <w:t xml:space="preserve"> multinacional exhaustivo que contiene más de 47,000 imágenes de carreteras con anotaciones de daños. Este </w:t>
-      </w:r>
-      <w:proofErr w:type="spellStart"/>
-      <w:r>
-        <w:rPr>
-          <w:color w:val="222222"/>
-        </w:rPr>
-        <w:t>dataset</w:t>
-      </w:r>
-      <w:proofErr w:type="spellEnd"/>
-      <w:r>
-        <w:rPr>
-          <w:color w:val="222222"/>
-        </w:rPr>
-        <w:t xml:space="preserve"> se ha convertido en un </w:t>
-      </w:r>
-      <w:proofErr w:type="spellStart"/>
-      <w:r>
-        <w:rPr>
-          <w:color w:val="222222"/>
-        </w:rPr>
-        <w:t>benchmark</w:t>
-      </w:r>
-      <w:proofErr w:type="spellEnd"/>
-      <w:r>
-        <w:rPr>
-          <w:color w:val="222222"/>
-        </w:rPr>
-        <w:t xml:space="preserve"> estándar para la investigación en detección de daños viales, permitiendo estudios de generalización entre países.</w:t>
+        <w:t>Arya et al. [2] introdujeron el Road Damage Dataset 2022 (RDD2022), un dataset multinacional exhaustivo que contiene más de 47,000 imágenes de carreteras con anotaciones de daños. Este dataset se ha convertido en un benchmark estándar para la investigación en detección de daños viales, permitiendo estudios de generalización entre países.</w:t>
       </w:r>
     </w:p>
     <w:p>
@@ -510,28 +249,8 @@
         <w:rPr>
           <w:color w:val="222222"/>
         </w:rPr>
-        <w:t xml:space="preserve">En cuanto a los enfoques de Transfer </w:t>
-      </w:r>
-      <w:proofErr w:type="spellStart"/>
-      <w:r>
-        <w:rPr>
-          <w:color w:val="222222"/>
-        </w:rPr>
-        <w:t>Learning</w:t>
-      </w:r>
-      <w:proofErr w:type="spellEnd"/>
-      <w:r>
-        <w:rPr>
-          <w:color w:val="222222"/>
-        </w:rPr>
-        <w:t xml:space="preserve">, Howard et al. [3] introdujeron MobileNetV2, una arquitectura ligera </w:t>
-      </w:r>
-      <w:r>
-        <w:rPr>
-          <w:color w:val="222222"/>
-        </w:rPr>
         <w:lastRenderedPageBreak/>
-        <w:t>diseñada para aplicaciones de visión móvil y embebida. Sus convoluciones separables en profundidad reducen significativamente el costo computacional manteniendo una precisión competitiva, haciéndola adecuada para entornos con recursos limitados.</w:t>
+        <w:t>En cuanto a los enfoques de Transfer Learning, Howard et al. [3] introdujeron MobileNetV2, una arquitectura ligera diseñada para aplicaciones de visión móvil y embebida. Sus convoluciones separables en profundidad reducen significativamente el costo computacional manteniendo una precisión competitiva, haciéndola adecuada para entornos con recursos limitados.</w:t>
       </w:r>
     </w:p>
     <w:p>
@@ -543,49 +262,7 @@
         <w:rPr>
           <w:color w:val="222222"/>
         </w:rPr>
-        <w:t>Más recientemente, investigadores han explorado estrategias de fine-</w:t>
-      </w:r>
-      <w:proofErr w:type="spellStart"/>
-      <w:r>
-        <w:rPr>
-          <w:color w:val="222222"/>
-        </w:rPr>
-        <w:t>tuning</w:t>
-      </w:r>
-      <w:proofErr w:type="spellEnd"/>
-      <w:r>
-        <w:rPr>
-          <w:color w:val="222222"/>
-        </w:rPr>
-        <w:t xml:space="preserve"> para aplicaciones específicas de dominio. Tan y Le [4] demostraron que descongelar parcialmente las capas </w:t>
-      </w:r>
-      <w:proofErr w:type="spellStart"/>
-      <w:r>
-        <w:rPr>
-          <w:color w:val="222222"/>
-        </w:rPr>
-        <w:t>preentrenadas</w:t>
-      </w:r>
-      <w:proofErr w:type="spellEnd"/>
-      <w:r>
-        <w:rPr>
-          <w:color w:val="222222"/>
-        </w:rPr>
-        <w:t xml:space="preserve"> durante una segunda fase de entrenamiento (fine-</w:t>
-      </w:r>
-      <w:proofErr w:type="spellStart"/>
-      <w:r>
-        <w:rPr>
-          <w:color w:val="222222"/>
-        </w:rPr>
-        <w:t>tuning</w:t>
-      </w:r>
-      <w:proofErr w:type="spellEnd"/>
-      <w:r>
-        <w:rPr>
-          <w:color w:val="222222"/>
-        </w:rPr>
-        <w:t>) mejora consistentemente el rendimiento respecto a la extracción de características con capas completamente congeladas. Nuestro trabajo se basa en estos hallazgos aplicando una estrategia de entrenamiento en dos fases específicamente adaptada para la clasificación de daños viales.</w:t>
+        <w:t>Más recientemente, investigadores han explorado estrategias de fine-tuning para aplicaciones específicas de dominio. Tan y Le [4] demostraron que descongelar parcialmente las capas preentrenadas durante una segunda fase de entrenamiento (fine-tuning) mejora consistentemente el rendimiento respecto a la extracción de características con capas completamente congeladas. Nuestro trabajo se basa en estos hallazgos aplicando una estrategia de entrenamiento en dos fases específicamente adaptada para la clasificación de daños viales.</w:t>
       </w:r>
     </w:p>
     <w:p/>
@@ -615,18 +292,8 @@
           <w:bCs/>
           <w:color w:val="222222"/>
         </w:rPr>
-        <w:t xml:space="preserve">A. </w:t>
-      </w:r>
-      <w:proofErr w:type="spellStart"/>
-      <w:r>
-        <w:rPr>
-          <w:b/>
-          <w:bCs/>
-          <w:color w:val="222222"/>
-        </w:rPr>
-        <w:t>Dataset</w:t>
-      </w:r>
-      <w:proofErr w:type="spellEnd"/>
+        <w:t>A. Dataset</w:t>
+      </w:r>
     </w:p>
     <w:p>
       <w:pPr>
@@ -637,63 +304,7 @@
         <w:rPr>
           <w:color w:val="222222"/>
         </w:rPr>
-        <w:t xml:space="preserve">Se utilizó el Road </w:t>
-      </w:r>
-      <w:proofErr w:type="spellStart"/>
-      <w:r>
-        <w:rPr>
-          <w:color w:val="222222"/>
-        </w:rPr>
-        <w:t>Damage</w:t>
-      </w:r>
-      <w:proofErr w:type="spellEnd"/>
-      <w:r>
-        <w:rPr>
-          <w:color w:val="222222"/>
-        </w:rPr>
-        <w:t xml:space="preserve"> </w:t>
-      </w:r>
-      <w:proofErr w:type="spellStart"/>
-      <w:r>
-        <w:rPr>
-          <w:color w:val="222222"/>
-        </w:rPr>
-        <w:t>Dataset</w:t>
-      </w:r>
-      <w:proofErr w:type="spellEnd"/>
-      <w:r>
-        <w:rPr>
-          <w:color w:val="222222"/>
-        </w:rPr>
-        <w:t xml:space="preserve"> (disponible en </w:t>
-      </w:r>
-      <w:proofErr w:type="spellStart"/>
-      <w:r>
-        <w:rPr>
-          <w:color w:val="222222"/>
-        </w:rPr>
-        <w:t>Kaggle</w:t>
-      </w:r>
-      <w:proofErr w:type="spellEnd"/>
-      <w:r>
-        <w:rPr>
-          <w:color w:val="222222"/>
-        </w:rPr>
-        <w:t xml:space="preserve">) para entrenamiento y evaluación. El </w:t>
-      </w:r>
-      <w:proofErr w:type="spellStart"/>
-      <w:r>
-        <w:rPr>
-          <w:color w:val="222222"/>
-        </w:rPr>
-        <w:t>dataset</w:t>
-      </w:r>
-      <w:proofErr w:type="spellEnd"/>
-      <w:r>
-        <w:rPr>
-          <w:color w:val="222222"/>
-        </w:rPr>
-        <w:t xml:space="preserve"> contiene 3,321 imágenes reales de carreteras anotadas en formato YOLO, organizadas en cuatro categorías de daño:</w:t>
+        <w:t>Se utilizó el Road Damage Dataset (disponible en Kaggle) para entrenamiento y evaluación. El dataset contiene 3,321 imágenes reales de carreteras anotadas en formato YOLO, organizadas en cuatro categorías de daño:</w:t>
       </w:r>
     </w:p>
     <w:p>
@@ -709,21 +320,7 @@
         <w:rPr>
           <w:color w:val="222222"/>
         </w:rPr>
-        <w:t xml:space="preserve">Bache / </w:t>
-      </w:r>
-      <w:proofErr w:type="spellStart"/>
-      <w:r>
-        <w:rPr>
-          <w:color w:val="222222"/>
-        </w:rPr>
-        <w:t>Pothole</w:t>
-      </w:r>
-      <w:proofErr w:type="spellEnd"/>
-      <w:r>
-        <w:rPr>
-          <w:color w:val="222222"/>
-        </w:rPr>
-        <w:t xml:space="preserve"> (1,252 imágenes — 38%)</w:t>
+        <w:t>Bache / Pothole (1,252 imágenes — 38%)</w:t>
       </w:r>
     </w:p>
     <w:p>
@@ -739,35 +336,7 @@
         <w:rPr>
           <w:color w:val="222222"/>
         </w:rPr>
-        <w:t xml:space="preserve">Grieta en cocodrilo / </w:t>
-      </w:r>
-      <w:proofErr w:type="spellStart"/>
-      <w:r>
-        <w:rPr>
-          <w:color w:val="222222"/>
-        </w:rPr>
-        <w:t>Alligator</w:t>
-      </w:r>
-      <w:proofErr w:type="spellEnd"/>
-      <w:r>
-        <w:rPr>
-          <w:color w:val="222222"/>
-        </w:rPr>
-        <w:t xml:space="preserve"> </w:t>
-      </w:r>
-      <w:proofErr w:type="gramStart"/>
-      <w:r>
-        <w:rPr>
-          <w:color w:val="222222"/>
-        </w:rPr>
-        <w:t>Crack</w:t>
-      </w:r>
-      <w:proofErr w:type="gramEnd"/>
-      <w:r>
-        <w:rPr>
-          <w:color w:val="222222"/>
-        </w:rPr>
-        <w:t xml:space="preserve"> (819 imágenes — 25%)</w:t>
+        <w:t>Grieta en cocodrilo / Alligator Crack (819 imágenes — 25%)</w:t>
       </w:r>
     </w:p>
     <w:p>
@@ -783,21 +352,7 @@
         <w:rPr>
           <w:color w:val="222222"/>
         </w:rPr>
-        <w:t xml:space="preserve">Grieta transversal / Transverse </w:t>
-      </w:r>
-      <w:proofErr w:type="gramStart"/>
-      <w:r>
-        <w:rPr>
-          <w:color w:val="222222"/>
-        </w:rPr>
-        <w:t>Crack</w:t>
-      </w:r>
-      <w:proofErr w:type="gramEnd"/>
-      <w:r>
-        <w:rPr>
-          <w:color w:val="222222"/>
-        </w:rPr>
-        <w:t xml:space="preserve"> (636 imágenes — 19%)</w:t>
+        <w:t>Grieta transversal / Transverse Crack (636 imágenes — 19%)</w:t>
       </w:r>
     </w:p>
     <w:p>
@@ -817,23 +372,7 @@
           <w:color w:val="222222"/>
           <w:lang w:val="en-US"/>
         </w:rPr>
-        <w:t xml:space="preserve">Grieta longitudinal / Longitudinal Crack (614 </w:t>
-      </w:r>
-      <w:proofErr w:type="spellStart"/>
-      <w:r>
-        <w:rPr>
-          <w:color w:val="222222"/>
-          <w:lang w:val="en-US"/>
-        </w:rPr>
-        <w:t>imágenes</w:t>
-      </w:r>
-      <w:proofErr w:type="spellEnd"/>
-      <w:r>
-        <w:rPr>
-          <w:color w:val="222222"/>
-          <w:lang w:val="en-US"/>
-        </w:rPr>
-        <w:t xml:space="preserve"> — 18%)</w:t>
+        <w:t>Grieta longitudinal / Longitudinal Crack (614 imágenes — 18%)</w:t>
       </w:r>
     </w:p>
     <w:p>
@@ -845,63 +384,7 @@
         <w:rPr>
           <w:color w:val="222222"/>
         </w:rPr>
-        <w:t xml:space="preserve">El </w:t>
-      </w:r>
-      <w:proofErr w:type="spellStart"/>
-      <w:r>
-        <w:rPr>
-          <w:color w:val="222222"/>
-        </w:rPr>
-        <w:t>dataset</w:t>
-      </w:r>
-      <w:proofErr w:type="spellEnd"/>
-      <w:r>
-        <w:rPr>
-          <w:color w:val="222222"/>
-        </w:rPr>
-        <w:t xml:space="preserve"> se dividió en 80% para entrenamiento (2,655 imágenes) y 20% para validación (666 imágenes) mediante muestreo aleatorio estratificado con semilla fija (</w:t>
-      </w:r>
-      <w:proofErr w:type="spellStart"/>
-      <w:r>
-        <w:rPr>
-          <w:color w:val="222222"/>
-        </w:rPr>
-        <w:t>seed</w:t>
-      </w:r>
-      <w:proofErr w:type="spellEnd"/>
-      <w:r>
-        <w:rPr>
-          <w:color w:val="222222"/>
-        </w:rPr>
-        <w:t>=42). Se observó un desbalance de clases, con baches representando casi el doble de muestras que las grietas longitudinales. Esto se abordó durante el entrenamiento mediante ponderación de clases (</w:t>
-      </w:r>
-      <w:proofErr w:type="spellStart"/>
-      <w:r>
-        <w:rPr>
-          <w:color w:val="222222"/>
-        </w:rPr>
-        <w:t>class</w:t>
-      </w:r>
-      <w:proofErr w:type="spellEnd"/>
-      <w:r>
-        <w:rPr>
-          <w:color w:val="222222"/>
-        </w:rPr>
-        <w:t xml:space="preserve"> </w:t>
-      </w:r>
-      <w:proofErr w:type="spellStart"/>
-      <w:r>
-        <w:rPr>
-          <w:color w:val="222222"/>
-        </w:rPr>
-        <w:t>weighting</w:t>
-      </w:r>
-      <w:proofErr w:type="spellEnd"/>
-      <w:r>
-        <w:rPr>
-          <w:color w:val="222222"/>
-        </w:rPr>
-        <w:t>).</w:t>
+        <w:t>El dataset se dividió en 80% para entrenamiento (2,655 imágenes) y 20% para validación (666 imágenes) mediante muestreo aleatorio estratificado con semilla fija (seed=42). Se observó un desbalance de clases, con baches representando casi el doble de muestras que las grietas longitudinales. Esto se abordó durante el entrenamiento mediante ponderación de clases (class weighting).</w:t>
       </w:r>
     </w:p>
     <w:p>
@@ -974,35 +457,7 @@
         <w:rPr>
           <w:color w:val="222222"/>
         </w:rPr>
-        <w:t>Extracción de características: base MobileNetV2 (</w:t>
-      </w:r>
-      <w:proofErr w:type="spellStart"/>
-      <w:r>
-        <w:rPr>
-          <w:color w:val="222222"/>
-        </w:rPr>
-        <w:t>preentrenada</w:t>
-      </w:r>
-      <w:proofErr w:type="spellEnd"/>
-      <w:r>
-        <w:rPr>
-          <w:color w:val="222222"/>
-        </w:rPr>
-        <w:t xml:space="preserve"> en </w:t>
-      </w:r>
-      <w:proofErr w:type="spellStart"/>
-      <w:r>
-        <w:rPr>
-          <w:color w:val="222222"/>
-        </w:rPr>
-        <w:t>ImageNet</w:t>
-      </w:r>
-      <w:proofErr w:type="spellEnd"/>
-      <w:r>
-        <w:rPr>
-          <w:color w:val="222222"/>
-        </w:rPr>
-        <w:t>, 2.26M parámetros congelados)</w:t>
+        <w:t>Extracción de características: base MobileNetV2 (preentrenada en ImageNet, 2.26M parámetros congelados)</w:t>
       </w:r>
     </w:p>
     <w:p>
@@ -1018,77 +473,7 @@
         <w:rPr>
           <w:color w:val="222222"/>
         </w:rPr>
-        <w:t xml:space="preserve">Cabeza de clasificación: GlobalAveragePooling2D → Dense(256, </w:t>
-      </w:r>
-      <w:proofErr w:type="spellStart"/>
-      <w:r>
-        <w:rPr>
-          <w:color w:val="222222"/>
-        </w:rPr>
-        <w:t>ReLU</w:t>
-      </w:r>
-      <w:proofErr w:type="spellEnd"/>
-      <w:r>
-        <w:rPr>
-          <w:color w:val="222222"/>
-        </w:rPr>
-        <w:t xml:space="preserve">) → </w:t>
-      </w:r>
-      <w:proofErr w:type="spellStart"/>
-      <w:r>
-        <w:rPr>
-          <w:color w:val="222222"/>
-        </w:rPr>
-        <w:t>Dropout</w:t>
-      </w:r>
-      <w:proofErr w:type="spellEnd"/>
-      <w:r>
-        <w:rPr>
-          <w:color w:val="222222"/>
-        </w:rPr>
-        <w:t xml:space="preserve">(0.4) → Dense(128, </w:t>
-      </w:r>
-      <w:proofErr w:type="spellStart"/>
-      <w:r>
-        <w:rPr>
-          <w:color w:val="222222"/>
-        </w:rPr>
-        <w:t>ReLU</w:t>
-      </w:r>
-      <w:proofErr w:type="spellEnd"/>
-      <w:r>
-        <w:rPr>
-          <w:color w:val="222222"/>
-        </w:rPr>
-        <w:t xml:space="preserve">) → </w:t>
-      </w:r>
-      <w:proofErr w:type="spellStart"/>
-      <w:r>
-        <w:rPr>
-          <w:color w:val="222222"/>
-        </w:rPr>
-        <w:t>Dropout</w:t>
-      </w:r>
-      <w:proofErr w:type="spellEnd"/>
-      <w:r>
-        <w:rPr>
-          <w:color w:val="222222"/>
-        </w:rPr>
-        <w:t xml:space="preserve">(0.3) → Dense(4, </w:t>
-      </w:r>
-      <w:proofErr w:type="spellStart"/>
-      <w:r>
-        <w:rPr>
-          <w:color w:val="222222"/>
-        </w:rPr>
-        <w:t>Softmax</w:t>
-      </w:r>
-      <w:proofErr w:type="spellEnd"/>
-      <w:r>
-        <w:rPr>
-          <w:color w:val="222222"/>
-        </w:rPr>
-        <w:t>)</w:t>
+        <w:t>Cabeza de clasificación: GlobalAveragePooling2D → Dense(256, ReLU) → Dropout(0.4) → Dense(128, ReLU) → Dropout(0.3) → Dense(4, Softmax)</w:t>
       </w:r>
     </w:p>
     <w:p>
@@ -1116,21 +501,7 @@
         <w:rPr>
           <w:color w:val="222222"/>
         </w:rPr>
-        <w:t xml:space="preserve">El modelo completo contiene 2,619,332 parámetros totales, de los cuales 361,348 son </w:t>
-      </w:r>
-      <w:proofErr w:type="spellStart"/>
-      <w:r>
-        <w:rPr>
-          <w:color w:val="222222"/>
-        </w:rPr>
-        <w:t>entrenables</w:t>
-      </w:r>
-      <w:proofErr w:type="spellEnd"/>
-      <w:r>
-        <w:rPr>
-          <w:color w:val="222222"/>
-        </w:rPr>
-        <w:t xml:space="preserve"> durante la Fase 1.</w:t>
+        <w:t>El modelo completo contiene 2,619,332 parámetros totales, de los cuales 361,348 son entrenables durante la Fase 1.</w:t>
       </w:r>
     </w:p>
     <w:p>
@@ -1155,21 +526,7 @@
         <w:rPr>
           <w:color w:val="222222"/>
         </w:rPr>
-        <w:t xml:space="preserve">El entrenamiento se realizó en dos fases para adaptar progresivamente el modelo </w:t>
-      </w:r>
-      <w:proofErr w:type="spellStart"/>
-      <w:r>
-        <w:rPr>
-          <w:color w:val="222222"/>
-        </w:rPr>
-        <w:t>preentrenado</w:t>
-      </w:r>
-      <w:proofErr w:type="spellEnd"/>
-      <w:r>
-        <w:rPr>
-          <w:color w:val="222222"/>
-        </w:rPr>
-        <w:t xml:space="preserve"> al dominio de daños viales:</w:t>
+        <w:t>El entrenamiento se realizó en dos fases para adaptar progresivamente el modelo preentrenado al dominio de daños viales:</w:t>
       </w:r>
     </w:p>
     <w:p>
@@ -1183,87 +540,58 @@
           <w:bCs/>
           <w:color w:val="222222"/>
         </w:rPr>
-        <w:t xml:space="preserve">Fase 1 — Transfer </w:t>
-      </w:r>
-      <w:proofErr w:type="spellStart"/>
+        <w:t xml:space="preserve">Fase 1 — Transfer Learning: </w:t>
+      </w:r>
+      <w:r>
+        <w:rPr>
+          <w:color w:val="222222"/>
+        </w:rPr>
+        <w:t>Todas las capas base de MobileNetV2 fueron congeladas. Únicamente la cabeza de clasificación personalizada fue entrenada por hasta 20 épocas usando el optimizador Adam (lr=0.001), pérdida de entropía cruzada categórica y ponderación de clases para manejar el desbalance. Se aplicaron callbacks de Early Stopping (paciencia=5) y ReduceLROnPlateau (factor=0.5, paciencia=3). El mejor modelo alcanzó 59.2% de exactitud de validación en la época 10.</w:t>
+      </w:r>
+    </w:p>
+    <w:p>
+      <w:pPr>
+        <w:spacing w:before="80" w:after="100" w:line="280" w:lineRule="auto"/>
+        <w:jc w:val="both"/>
+      </w:pPr>
       <w:r>
         <w:rPr>
           <w:b/>
           <w:bCs/>
           <w:color w:val="222222"/>
         </w:rPr>
-        <w:t>Learning</w:t>
-      </w:r>
-      <w:proofErr w:type="spellEnd"/>
+        <w:t xml:space="preserve">Fase 2 — Fine-tuning: </w:t>
+      </w:r>
+      <w:r>
+        <w:rPr>
+          <w:color w:val="222222"/>
+        </w:rPr>
+        <w:t>Las últimas 30 capas de MobileNetV2 fueron descongeladas y reentrenadas con una tasa de aprendizaje reducida (lr=1e-5) por hasta 15 épocas. Esto permitió el refinamiento de características específicas del dominio evitando el olvido catastrófico de las representaciones de ImageNet. La exactitud de validación final mejoró a 63.4%.</w:t>
+      </w:r>
+    </w:p>
+    <w:p>
+      <w:pPr>
+        <w:spacing w:before="80" w:after="100" w:line="280" w:lineRule="auto"/>
+        <w:jc w:val="both"/>
+      </w:pPr>
+      <w:r>
+        <w:rPr>
+          <w:color w:val="222222"/>
+        </w:rPr>
+        <w:t>La aumentación de datos se aplicó exclusivamente al conjunto de entrenamiento: rotación aleatoria (±15°), desplazamientos de anchura/altura (±10%), volteo horizontal, zoom (±10%) y variación de brillo (0.8–1.2).</w:t>
+      </w:r>
+    </w:p>
+    <w:p>
+      <w:pPr>
+        <w:spacing w:before="160" w:after="80"/>
+      </w:pPr>
       <w:r>
         <w:rPr>
           <w:b/>
           <w:bCs/>
           <w:color w:val="222222"/>
         </w:rPr>
-        <w:t xml:space="preserve">: </w:t>
-      </w:r>
-      <w:r>
-        <w:rPr>
-          <w:color w:val="222222"/>
-        </w:rPr>
-        <w:t>Todas las capas base de MobileNetV2 fueron congeladas. Únicamente la cabeza de clasificación personalizada fue entrenada por hasta 20 épocas usando el optimizador Adam (</w:t>
-      </w:r>
-      <w:proofErr w:type="spellStart"/>
-      <w:r>
-        <w:rPr>
-          <w:color w:val="222222"/>
-        </w:rPr>
-        <w:t>lr</w:t>
-      </w:r>
-      <w:proofErr w:type="spellEnd"/>
-      <w:r>
-        <w:rPr>
-          <w:color w:val="222222"/>
-        </w:rPr>
-        <w:t xml:space="preserve">=0.001), pérdida de entropía cruzada categórica y ponderación de clases para manejar el desbalance. Se aplicaron </w:t>
-      </w:r>
-      <w:proofErr w:type="spellStart"/>
-      <w:r>
-        <w:rPr>
-          <w:color w:val="222222"/>
-        </w:rPr>
-        <w:t>callbacks</w:t>
-      </w:r>
-      <w:proofErr w:type="spellEnd"/>
-      <w:r>
-        <w:rPr>
-          <w:color w:val="222222"/>
-        </w:rPr>
-        <w:t xml:space="preserve"> de Early </w:t>
-      </w:r>
-      <w:proofErr w:type="spellStart"/>
-      <w:r>
-        <w:rPr>
-          <w:color w:val="222222"/>
-        </w:rPr>
-        <w:t>Stopping</w:t>
-      </w:r>
-      <w:proofErr w:type="spellEnd"/>
-      <w:r>
-        <w:rPr>
-          <w:color w:val="222222"/>
-        </w:rPr>
-        <w:t xml:space="preserve"> (paciencia=5) y </w:t>
-      </w:r>
-      <w:proofErr w:type="spellStart"/>
-      <w:r>
-        <w:rPr>
-          <w:color w:val="222222"/>
-        </w:rPr>
-        <w:t>ReduceLROnPlateau</w:t>
-      </w:r>
-      <w:proofErr w:type="spellEnd"/>
-      <w:r>
-        <w:rPr>
-          <w:color w:val="222222"/>
-        </w:rPr>
-        <w:t xml:space="preserve"> (factor=0.5, paciencia=3). El mejor modelo alcanzó 59.2% de exactitud de validación en la época 10.</w:t>
+        <w:t>D. Detalles de Implementación</w:t>
       </w:r>
     </w:p>
     <w:p>
@@ -1273,177 +601,16 @@
       </w:pPr>
       <w:r>
         <w:rPr>
-          <w:b/>
-          <w:bCs/>
-          <w:color w:val="222222"/>
-        </w:rPr>
-        <w:t>Fase 2 — Fine-</w:t>
-      </w:r>
-      <w:proofErr w:type="spellStart"/>
-      <w:r>
-        <w:rPr>
-          <w:b/>
-          <w:bCs/>
-          <w:color w:val="222222"/>
-        </w:rPr>
-        <w:t>tuning</w:t>
-      </w:r>
-      <w:proofErr w:type="spellEnd"/>
-      <w:r>
-        <w:rPr>
-          <w:b/>
-          <w:bCs/>
-          <w:color w:val="222222"/>
-        </w:rPr>
-        <w:t xml:space="preserve">: </w:t>
-      </w:r>
-      <w:r>
-        <w:rPr>
-          <w:color w:val="222222"/>
-        </w:rPr>
-        <w:t>Las últimas 30 capas de MobileNetV2 fueron descongeladas y reentrenadas con una tasa de aprendizaje reducida (</w:t>
-      </w:r>
-      <w:proofErr w:type="spellStart"/>
-      <w:r>
-        <w:rPr>
-          <w:color w:val="222222"/>
-        </w:rPr>
-        <w:t>lr</w:t>
-      </w:r>
-      <w:proofErr w:type="spellEnd"/>
-      <w:r>
-        <w:rPr>
-          <w:color w:val="222222"/>
-        </w:rPr>
-        <w:t xml:space="preserve">=1e-5) por hasta 15 épocas. Esto permitió el refinamiento de características específicas del dominio evitando el olvido catastrófico de las representaciones de </w:t>
-      </w:r>
-      <w:proofErr w:type="spellStart"/>
-      <w:r>
-        <w:rPr>
-          <w:color w:val="222222"/>
-        </w:rPr>
-        <w:t>ImageNet</w:t>
-      </w:r>
-      <w:proofErr w:type="spellEnd"/>
-      <w:r>
-        <w:rPr>
-          <w:color w:val="222222"/>
-        </w:rPr>
-        <w:t>. La exactitud de validación final mejoró a 63.4%.</w:t>
-      </w:r>
-    </w:p>
-    <w:p>
-      <w:pPr>
-        <w:spacing w:before="80" w:after="100" w:line="280" w:lineRule="auto"/>
-        <w:jc w:val="both"/>
-      </w:pPr>
-      <w:r>
-        <w:rPr>
-          <w:color w:val="222222"/>
-        </w:rPr>
-        <w:t xml:space="preserve">La aumentación de datos se aplicó exclusivamente al conjunto de entrenamiento: rotación aleatoria (±15°), desplazamientos de anchura/altura (±10%), volteo horizontal, </w:t>
-      </w:r>
-      <w:proofErr w:type="gramStart"/>
-      <w:r>
-        <w:rPr>
-          <w:color w:val="222222"/>
-        </w:rPr>
-        <w:t>zoom</w:t>
-      </w:r>
-      <w:proofErr w:type="gramEnd"/>
-      <w:r>
-        <w:rPr>
-          <w:color w:val="222222"/>
-        </w:rPr>
-        <w:t xml:space="preserve"> (±10%) y variación de brillo (0.8–1.2).</w:t>
-      </w:r>
-    </w:p>
-    <w:p>
-      <w:pPr>
-        <w:spacing w:before="160" w:after="80"/>
-      </w:pPr>
-      <w:r>
-        <w:rPr>
-          <w:b/>
-          <w:bCs/>
-          <w:color w:val="222222"/>
-        </w:rPr>
-        <w:t>D. Detalles de Implementación</w:t>
-      </w:r>
-    </w:p>
-    <w:p>
-      <w:pPr>
-        <w:spacing w:before="80" w:after="100" w:line="280" w:lineRule="auto"/>
-        <w:jc w:val="both"/>
-      </w:pPr>
-      <w:r>
-        <w:rPr>
-          <w:color w:val="222222"/>
-        </w:rPr>
-        <w:t xml:space="preserve">El sistema fue implementado en Python 3.10 usando </w:t>
-      </w:r>
-      <w:proofErr w:type="spellStart"/>
-      <w:r>
-        <w:rPr>
-          <w:color w:val="222222"/>
-        </w:rPr>
-        <w:t>TensorFlow</w:t>
-      </w:r>
-      <w:proofErr w:type="spellEnd"/>
-      <w:r>
-        <w:rPr>
-          <w:color w:val="222222"/>
-        </w:rPr>
-        <w:t xml:space="preserve"> 2.15 / </w:t>
-      </w:r>
-      <w:proofErr w:type="spellStart"/>
-      <w:r>
-        <w:rPr>
-          <w:color w:val="222222"/>
-        </w:rPr>
-        <w:t>Keras</w:t>
-      </w:r>
-      <w:proofErr w:type="spellEnd"/>
-      <w:r>
-        <w:rPr>
-          <w:color w:val="222222"/>
-        </w:rPr>
-        <w:t xml:space="preserve">. Todos los experimentos se realizaron en CPU (arquitectura Intel) sin aceleración GPU. El modelo entrenado se persiste en formato </w:t>
-      </w:r>
-      <w:proofErr w:type="spellStart"/>
-      <w:r>
-        <w:rPr>
-          <w:color w:val="222222"/>
-        </w:rPr>
-        <w:t>Keras</w:t>
-      </w:r>
-      <w:proofErr w:type="spellEnd"/>
-      <w:r>
-        <w:rPr>
-          <w:color w:val="222222"/>
-        </w:rPr>
-        <w:t xml:space="preserve"> (.</w:t>
-      </w:r>
-      <w:proofErr w:type="spellStart"/>
-      <w:r>
-        <w:rPr>
-          <w:color w:val="222222"/>
-        </w:rPr>
-        <w:t>keras</w:t>
-      </w:r>
-      <w:proofErr w:type="spellEnd"/>
-      <w:r>
-        <w:rPr>
-          <w:color w:val="222222"/>
-        </w:rPr>
-        <w:t xml:space="preserve">) permitiendo inferencia sin reentrenamiento. El proyecto sigue una arquitectura de software modular que separa la carga de datos, definición del modelo, </w:t>
+          <w:color w:val="222222"/>
+        </w:rPr>
+        <w:t xml:space="preserve">El sistema fue implementado en Python 3.10 usando TensorFlow 2.15 / Keras. Todos los experimentos se realizaron en CPU (arquitectura Intel) sin aceleración GPU. El modelo entrenado se persiste en formato Keras (.keras) permitiendo inferencia sin reentrenamiento. El proyecto sigue una arquitectura de software modular que </w:t>
       </w:r>
       <w:r>
         <w:rPr>
           <w:color w:val="222222"/>
         </w:rPr>
         <w:lastRenderedPageBreak/>
-        <w:t>entrenamiento, evaluación e inferencia en módulos independientes.</w:t>
+        <w:t>separa la carga de datos, definición del modelo, entrenamiento, evaluación e inferencia en módulos independientes.</w:t>
       </w:r>
     </w:p>
     <w:p/>
@@ -1664,20 +831,8 @@
                 <w:sz w:val="18"/>
                 <w:szCs w:val="18"/>
               </w:rPr>
-              <w:t xml:space="preserve">Val. </w:t>
-            </w:r>
-            <w:proofErr w:type="spellStart"/>
-            <w:r>
-              <w:rPr>
-                <w:b/>
-                <w:bCs/>
-                <w:color w:val="FFFFFF"/>
-                <w:sz w:val="18"/>
-                <w:szCs w:val="18"/>
-              </w:rPr>
-              <w:t>Accuracy</w:t>
-            </w:r>
-            <w:proofErr w:type="spellEnd"/>
+              <w:t>Val. Accuracy</w:t>
+            </w:r>
           </w:p>
         </w:tc>
       </w:tr>
@@ -1878,25 +1033,7 @@
                 <w:sz w:val="18"/>
                 <w:szCs w:val="18"/>
               </w:rPr>
-              <w:t>Fine-</w:t>
-            </w:r>
-            <w:proofErr w:type="spellStart"/>
-            <w:r>
-              <w:rPr>
-                <w:color w:val="222222"/>
-                <w:sz w:val="18"/>
-                <w:szCs w:val="18"/>
-              </w:rPr>
-              <w:t>tuning</w:t>
-            </w:r>
-            <w:proofErr w:type="spellEnd"/>
-            <w:r>
-              <w:rPr>
-                <w:color w:val="222222"/>
-                <w:sz w:val="18"/>
-                <w:szCs w:val="18"/>
-              </w:rPr>
-              <w:t xml:space="preserve"> (últimas 30 capas)</w:t>
+              <w:t>Fine-tuning (últimas 30 capas)</w:t>
             </w:r>
           </w:p>
         </w:tc>
@@ -2143,7 +1280,6 @@
             <w:pPr>
               <w:jc w:val="center"/>
             </w:pPr>
-            <w:proofErr w:type="spellStart"/>
             <w:r>
               <w:rPr>
                 <w:b/>
@@ -2154,7 +1290,6 @@
               </w:rPr>
               <w:t>Recall</w:t>
             </w:r>
-            <w:proofErr w:type="spellEnd"/>
           </w:p>
         </w:tc>
         <w:tc>
@@ -3394,29 +2529,7 @@
                 <w:sz w:val="18"/>
                 <w:szCs w:val="18"/>
               </w:rPr>
-              <w:t xml:space="preserve">Grieta </w:t>
-            </w:r>
-            <w:proofErr w:type="spellStart"/>
-            <w:r>
-              <w:rPr>
-                <w:b/>
-                <w:bCs/>
-                <w:color w:val="FFFFFF"/>
-                <w:sz w:val="18"/>
-                <w:szCs w:val="18"/>
-              </w:rPr>
-              <w:t>longit</w:t>
-            </w:r>
-            <w:proofErr w:type="spellEnd"/>
-            <w:r>
-              <w:rPr>
-                <w:b/>
-                <w:bCs/>
-                <w:color w:val="FFFFFF"/>
-                <w:sz w:val="18"/>
-                <w:szCs w:val="18"/>
-              </w:rPr>
-              <w:t>.</w:t>
+              <w:t>Grieta longit.</w:t>
             </w:r>
           </w:p>
         </w:tc>
@@ -3484,29 +2597,7 @@
                 <w:sz w:val="18"/>
                 <w:szCs w:val="18"/>
               </w:rPr>
-              <w:t xml:space="preserve">Grieta </w:t>
-            </w:r>
-            <w:proofErr w:type="spellStart"/>
-            <w:r>
-              <w:rPr>
-                <w:b/>
-                <w:bCs/>
-                <w:color w:val="FFFFFF"/>
-                <w:sz w:val="18"/>
-                <w:szCs w:val="18"/>
-              </w:rPr>
-              <w:t>transv</w:t>
-            </w:r>
-            <w:proofErr w:type="spellEnd"/>
-            <w:r>
-              <w:rPr>
-                <w:b/>
-                <w:bCs/>
-                <w:color w:val="FFFFFF"/>
-                <w:sz w:val="18"/>
-                <w:szCs w:val="18"/>
-              </w:rPr>
-              <w:t>.</w:t>
+              <w:t>Grieta transv.</w:t>
             </w:r>
           </w:p>
         </w:tc>
@@ -4222,49 +3313,7 @@
         <w:rPr>
           <w:color w:val="222222"/>
         </w:rPr>
-        <w:t xml:space="preserve">El sistema propuesto demuestra la viabilidad del Transfer </w:t>
-      </w:r>
-      <w:proofErr w:type="spellStart"/>
-      <w:r>
-        <w:rPr>
-          <w:color w:val="222222"/>
-        </w:rPr>
-        <w:t>Learning</w:t>
-      </w:r>
-      <w:proofErr w:type="spellEnd"/>
-      <w:r>
-        <w:rPr>
-          <w:color w:val="222222"/>
-        </w:rPr>
-        <w:t xml:space="preserve"> para la clasificación de daños viales usando un </w:t>
-      </w:r>
-      <w:proofErr w:type="spellStart"/>
-      <w:r>
-        <w:rPr>
-          <w:color w:val="222222"/>
-        </w:rPr>
-        <w:t>dataset</w:t>
-      </w:r>
-      <w:proofErr w:type="spellEnd"/>
-      <w:r>
-        <w:rPr>
-          <w:color w:val="222222"/>
-        </w:rPr>
-        <w:t xml:space="preserve"> de tamaño limitado. La estrategia de entrenamiento en dos fases produjo una mejora de 4.2 puntos porcentuales en la exactitud de validación respecto al enfoque con capas base congeladas únicamente, confirmando la efectividad del fine-</w:t>
-      </w:r>
-      <w:proofErr w:type="spellStart"/>
-      <w:r>
-        <w:rPr>
-          <w:color w:val="222222"/>
-        </w:rPr>
-        <w:t>tuning</w:t>
-      </w:r>
-      <w:proofErr w:type="spellEnd"/>
-      <w:r>
-        <w:rPr>
-          <w:color w:val="222222"/>
-        </w:rPr>
-        <w:t xml:space="preserve"> para la adaptación al dominio.</w:t>
+        <w:t>El sistema propuesto demuestra la viabilidad del Transfer Learning para la clasificación de daños viales usando un dataset de tamaño limitado. La estrategia de entrenamiento en dos fases produjo una mejora de 4.2 puntos porcentuales en la exactitud de validación respecto al enfoque con capas base congeladas únicamente, confirmando la efectividad del fine-tuning para la adaptación al dominio.</w:t>
       </w:r>
     </w:p>
     <w:p>
@@ -4276,21 +3325,7 @@
         <w:rPr>
           <w:color w:val="222222"/>
         </w:rPr>
-        <w:t xml:space="preserve">El desbalance de clases en el </w:t>
-      </w:r>
-      <w:proofErr w:type="spellStart"/>
-      <w:r>
-        <w:rPr>
-          <w:color w:val="222222"/>
-        </w:rPr>
-        <w:t>dataset</w:t>
-      </w:r>
-      <w:proofErr w:type="spellEnd"/>
-      <w:r>
-        <w:rPr>
-          <w:color w:val="222222"/>
-        </w:rPr>
-        <w:t xml:space="preserve"> (baches representando el 38% de las muestras) fue manejado efectivamente mediante ponderación de clases, evitando que el modelo se sesgara hacia la clase mayoritaria. La clase bache alcanzó un F1-score de 0.74, el más alto entre todas las clases, lo cual se alinea con la expectativa de que los baches presentan características visuales más distintivas en comparación con los tipos de grietas.</w:t>
+        <w:t>El desbalance de clases en el dataset (baches representando el 38% de las muestras) fue manejado efectivamente mediante ponderación de clases, evitando que el modelo se sesgara hacia la clase mayoritaria. La clase bache alcanzó un F1-score de 0.74, el más alto entre todas las clases, lo cual se alinea con la expectativa de que los baches presentan características visuales más distintivas en comparación con los tipos de grietas.</w:t>
       </w:r>
     </w:p>
     <w:p>
@@ -4302,14 +3337,14 @@
         <w:rPr>
           <w:color w:val="222222"/>
         </w:rPr>
-        <w:t xml:space="preserve">La principal limitación del sistema actual es la confusión entre subtipos de grietas. Las grietas longitudinales, transversales y en cocodrilo comparten características de textura de bajo nivel que dificultan la clasificación incluso </w:t>
+        <w:t xml:space="preserve">La principal limitación del sistema actual es la confusión entre subtipos de grietas. Las grietas longitudinales, transversales y en cocodrilo comparten características de </w:t>
       </w:r>
       <w:r>
         <w:rPr>
           <w:color w:val="222222"/>
         </w:rPr>
         <w:lastRenderedPageBreak/>
-        <w:t>para anotadores humanos. El trabajo futuro debería explorar mecanismos de atención o extracción de características a múltiples escalas para discriminar mejor estas categorías.</w:t>
+        <w:t>textura de bajo nivel que dificultan la clasificación incluso para anotadores humanos. El trabajo futuro debería explorar mecanismos de atención o extracción de características a múltiples escalas para discriminar mejor estas categorías.</w:t>
       </w:r>
     </w:p>
     <w:p>
@@ -4321,21 +3356,7 @@
         <w:rPr>
           <w:color w:val="222222"/>
         </w:rPr>
-        <w:t>El entrenamiento en CPU representa una restricción significativa. El entrenamiento acelerado por GPU permitiría explorar más épocas, tamaños de lote más grandes y fine-</w:t>
-      </w:r>
-      <w:proofErr w:type="spellStart"/>
-      <w:r>
-        <w:rPr>
-          <w:color w:val="222222"/>
-        </w:rPr>
-        <w:t>tuning</w:t>
-      </w:r>
-      <w:proofErr w:type="spellEnd"/>
-      <w:r>
-        <w:rPr>
-          <w:color w:val="222222"/>
-        </w:rPr>
-        <w:t xml:space="preserve"> más profundo, mejorando potencialmente la exactitud entre 10 y 15 puntos porcentuales según estudios comparables en la literatura.</w:t>
+        <w:t>El entrenamiento en CPU representa una restricción significativa. El entrenamiento acelerado por GPU permitiría explorar más épocas, tamaños de lote más grandes y fine-tuning más profundo, mejorando potencialmente la exactitud entre 10 y 15 puntos porcentuales según estudios comparables en la literatura.</w:t>
       </w:r>
     </w:p>
     <w:p>
@@ -4376,21 +3397,7 @@
         <w:rPr>
           <w:color w:val="222222"/>
         </w:rPr>
-        <w:t xml:space="preserve">Este artículo presentó un sistema automatizado de clasificación de daños en carreteras basado en Transfer </w:t>
-      </w:r>
-      <w:proofErr w:type="spellStart"/>
-      <w:r>
-        <w:rPr>
-          <w:color w:val="222222"/>
-        </w:rPr>
-        <w:t>Learning</w:t>
-      </w:r>
-      <w:proofErr w:type="spellEnd"/>
-      <w:r>
-        <w:rPr>
-          <w:color w:val="222222"/>
-        </w:rPr>
-        <w:t xml:space="preserve"> con MobileNetV2. El sistema clasifica imágenes de carreteras en cuatro categorías de daño — baches, grietas longitudinales, grietas transversales y grietas en cocodrilo — alcanzando un 63.4% de exactitud de validación con un F1-score macro de 0.61.</w:t>
+        <w:t>Este artículo presentó un sistema automatizado de clasificación de daños en carreteras basado en Transfer Learning con MobileNetV2. El sistema clasifica imágenes de carreteras en cuatro categorías de daño — baches, grietas longitudinales, grietas transversales y grietas en cocodrilo — alcanzando un 63.4% de exactitud de validación con un F1-score macro de 0.61.</w:t>
       </w:r>
     </w:p>
     <w:p>
@@ -4402,35 +3409,7 @@
         <w:rPr>
           <w:color w:val="222222"/>
         </w:rPr>
-        <w:t>Las contribuciones clave de este trabajo incluyen: (1) un pipeline de clasificación completo de extremo a extremo desde la adquisición de imágenes hasta la salida de predicción; (2) una estrategia de entrenamiento en dos fases que combina extracción de características y fine-</w:t>
-      </w:r>
-      <w:proofErr w:type="spellStart"/>
-      <w:r>
-        <w:rPr>
-          <w:color w:val="222222"/>
-        </w:rPr>
-        <w:t>tuning</w:t>
-      </w:r>
-      <w:proofErr w:type="spellEnd"/>
-      <w:r>
-        <w:rPr>
-          <w:color w:val="222222"/>
-        </w:rPr>
-        <w:t xml:space="preserve">; (3) ponderación de clases para manejar el desbalance del </w:t>
-      </w:r>
-      <w:proofErr w:type="spellStart"/>
-      <w:r>
-        <w:rPr>
-          <w:color w:val="222222"/>
-        </w:rPr>
-        <w:t>dataset</w:t>
-      </w:r>
-      <w:proofErr w:type="spellEnd"/>
-      <w:r>
-        <w:rPr>
-          <w:color w:val="222222"/>
-        </w:rPr>
-        <w:t>; y (4) una arquitectura de software modular y reproducible siguiendo las mejores prácticas de ingeniería de software.</w:t>
+        <w:t>Las contribuciones clave de este trabajo incluyen: (1) un pipeline de clasificación completo de extremo a extremo desde la adquisición de imágenes hasta la salida de predicción; (2) una estrategia de entrenamiento en dos fases que combina extracción de características y fine-tuning; (3) ponderación de clases para manejar el desbalance del dataset; y (4) una arquitectura de software modular y reproducible siguiendo las mejores prácticas de ingeniería de software.</w:t>
       </w:r>
     </w:p>
     <w:p>
@@ -4442,35 +3421,7 @@
         <w:rPr>
           <w:color w:val="222222"/>
         </w:rPr>
-        <w:t xml:space="preserve">El trabajo futuro se enfocará en ampliar el </w:t>
-      </w:r>
-      <w:proofErr w:type="spellStart"/>
-      <w:r>
-        <w:rPr>
-          <w:color w:val="222222"/>
-        </w:rPr>
-        <w:t>dataset</w:t>
-      </w:r>
-      <w:proofErr w:type="spellEnd"/>
-      <w:r>
-        <w:rPr>
-          <w:color w:val="222222"/>
-        </w:rPr>
-        <w:t xml:space="preserve"> con una clase 'sin daño', incorporar entrenamiento acelerado por GPU, explorar arquitecturas más potentes como EfficientNetV2, y extender el sistema a clasificación </w:t>
-      </w:r>
-      <w:proofErr w:type="spellStart"/>
-      <w:r>
-        <w:rPr>
-          <w:color w:val="222222"/>
-        </w:rPr>
-        <w:t>multi-etiqueta</w:t>
-      </w:r>
-      <w:proofErr w:type="spellEnd"/>
-      <w:r>
-        <w:rPr>
-          <w:color w:val="222222"/>
-        </w:rPr>
-        <w:t xml:space="preserve"> para manejar imágenes que contengan múltiples tipos de daño de forma simultánea.</w:t>
+        <w:t>El trabajo futuro se enfocará en ampliar el dataset con una clase 'sin daño', incorporar entrenamiento acelerado por GPU, explorar arquitecturas más potentes como EfficientNetV2, y extender el sistema a clasificación multi-etiqueta para manejar imágenes que contengan múltiples tipos de daño de forma simultánea.</w:t>
       </w:r>
     </w:p>
     <w:p/>
@@ -4509,9 +3460,24 @@
           <w:color w:val="222222"/>
           <w:lang w:val="en-US"/>
         </w:rPr>
-        <w:t>[1</w:t>
-      </w:r>
-      <w:proofErr w:type="gramStart"/>
+        <w:t xml:space="preserve">[1]  </w:t>
+      </w:r>
+      <w:r>
+        <w:rPr>
+          <w:color w:val="222222"/>
+          <w:lang w:val="en-US"/>
+        </w:rPr>
+        <w:t>H. Maeda, Y. Sekimoto, T. Seto, T. Kashiyama y H. Omata, "Road Damage Detection and Classification Using Deep Neural Networks with Smartphone Images", Computer-Aided Civil and Infrastructure Engineering, vol. 33, no. 12, pp. 1127–1141, 2018.</w:t>
+      </w:r>
+    </w:p>
+    <w:p>
+      <w:pPr>
+        <w:spacing w:before="60" w:after="60" w:line="280" w:lineRule="auto"/>
+        <w:jc w:val="both"/>
+        <w:rPr>
+          <w:lang w:val="en-US"/>
+        </w:rPr>
+      </w:pPr>
       <w:r>
         <w:rPr>
           <w:b/>
@@ -4519,22 +3485,14 @@
           <w:color w:val="222222"/>
           <w:lang w:val="en-US"/>
         </w:rPr>
-        <w:t xml:space="preserve">]  </w:t>
+        <w:t xml:space="preserve">[2]  </w:t>
       </w:r>
       <w:r>
         <w:rPr>
           <w:color w:val="222222"/>
           <w:lang w:val="en-US"/>
         </w:rPr>
-        <w:t>H.</w:t>
-      </w:r>
-      <w:proofErr w:type="gramEnd"/>
-      <w:r>
-        <w:rPr>
-          <w:color w:val="222222"/>
-          <w:lang w:val="en-US"/>
-        </w:rPr>
-        <w:t xml:space="preserve"> Maeda, Y. Sekimoto, T. Seto, T. Kashiyama y H. Omata, "Road Damage Detection and Classification Using Deep Neural Networks with Smartphone Images", Computer-Aided Civil and Infrastructure Engineering, vol. 33, no. 12, pp. 1127–1141, 2018.</w:t>
+        <w:t>D. Arya, H. Maeda, S. K. Ghosh, D. Toshniwal y Y. Sekimoto, "RDD2022: A multi-national image dataset for automatic Road Damage Detection", arXiv preprint arXiv:2209.08538, 2022.</w:t>
       </w:r>
     </w:p>
     <w:p>
@@ -4552,9 +3510,24 @@
           <w:color w:val="222222"/>
           <w:lang w:val="en-US"/>
         </w:rPr>
-        <w:t>[2</w:t>
-      </w:r>
-      <w:proofErr w:type="gramStart"/>
+        <w:t xml:space="preserve">[3]  </w:t>
+      </w:r>
+      <w:r>
+        <w:rPr>
+          <w:color w:val="222222"/>
+          <w:lang w:val="en-US"/>
+        </w:rPr>
+        <w:t>M. Sandler, A. Howard, M. Zhu, A. Zhmoginov y L. C. Chen, "MobileNetV2: Inverted Residuals and Linear Bottlenecks", en Proc. IEEE/CVF Conference on Computer Vision and Pattern Recognition (CVPR), pp. 4510–4520, 2018.</w:t>
+      </w:r>
+    </w:p>
+    <w:p>
+      <w:pPr>
+        <w:spacing w:before="60" w:after="60" w:line="280" w:lineRule="auto"/>
+        <w:jc w:val="both"/>
+        <w:rPr>
+          <w:lang w:val="en-US"/>
+        </w:rPr>
+      </w:pPr>
       <w:r>
         <w:rPr>
           <w:b/>
@@ -4562,54 +3535,14 @@
           <w:color w:val="222222"/>
           <w:lang w:val="en-US"/>
         </w:rPr>
-        <w:t xml:space="preserve">]  </w:t>
+        <w:t xml:space="preserve">[4]  </w:t>
       </w:r>
       <w:r>
         <w:rPr>
           <w:color w:val="222222"/>
           <w:lang w:val="en-US"/>
         </w:rPr>
-        <w:t>D.</w:t>
-      </w:r>
-      <w:proofErr w:type="gramEnd"/>
-      <w:r>
-        <w:rPr>
-          <w:color w:val="222222"/>
-          <w:lang w:val="en-US"/>
-        </w:rPr>
-        <w:t xml:space="preserve"> Arya, H. Maeda, S. K. Ghosh, D. Toshniwal y </w:t>
-      </w:r>
-      <w:proofErr w:type="spellStart"/>
-      <w:r>
-        <w:rPr>
-          <w:color w:val="222222"/>
-          <w:lang w:val="en-US"/>
-        </w:rPr>
-        <w:t>Y</w:t>
-      </w:r>
-      <w:proofErr w:type="spellEnd"/>
-      <w:r>
-        <w:rPr>
-          <w:color w:val="222222"/>
-          <w:lang w:val="en-US"/>
-        </w:rPr>
-        <w:t xml:space="preserve">. Sekimoto, "RDD2022: A multi-national image dataset for automatic Road Damage Detection", </w:t>
-      </w:r>
-      <w:proofErr w:type="spellStart"/>
-      <w:r>
-        <w:rPr>
-          <w:color w:val="222222"/>
-          <w:lang w:val="en-US"/>
-        </w:rPr>
-        <w:t>arXiv</w:t>
-      </w:r>
-      <w:proofErr w:type="spellEnd"/>
-      <w:r>
-        <w:rPr>
-          <w:color w:val="222222"/>
-          <w:lang w:val="en-US"/>
-        </w:rPr>
-        <w:t xml:space="preserve"> preprint arXiv:2209.08538, 2022.</w:t>
+        <w:t>M. Tan y Q. V. Le, "EfficientNet: Rethinking Model Scaling for Convolutional Neural Networks", en Proc. 36th International Conference on Machine Learning (ICML), pp. 6105–6114, 2019.</w:t>
       </w:r>
     </w:p>
     <w:p>
@@ -4627,9 +3560,21 @@
           <w:color w:val="222222"/>
           <w:lang w:val="en-US"/>
         </w:rPr>
-        <w:t>[3</w:t>
-      </w:r>
-      <w:proofErr w:type="gramStart"/>
+        <w:t xml:space="preserve">[5]  </w:t>
+      </w:r>
+      <w:r>
+        <w:rPr>
+          <w:color w:val="222222"/>
+          <w:lang w:val="en-US"/>
+        </w:rPr>
+        <w:t>F. Chollet, Deep Learning with Python, 2.ª ed. Shelter Island, NY: Manning Publications, 2021.</w:t>
+      </w:r>
+    </w:p>
+    <w:p>
+      <w:pPr>
+        <w:spacing w:before="60" w:after="60" w:line="280" w:lineRule="auto"/>
+        <w:jc w:val="both"/>
+      </w:pPr>
       <w:r>
         <w:rPr>
           <w:b/>
@@ -4637,244 +3582,14 @@
           <w:color w:val="222222"/>
           <w:lang w:val="en-US"/>
         </w:rPr>
-        <w:t xml:space="preserve">]  </w:t>
+        <w:t xml:space="preserve">[6]  </w:t>
       </w:r>
       <w:r>
         <w:rPr>
           <w:color w:val="222222"/>
           <w:lang w:val="en-US"/>
         </w:rPr>
-        <w:t>M.</w:t>
-      </w:r>
-      <w:proofErr w:type="gramEnd"/>
-      <w:r>
-        <w:rPr>
-          <w:color w:val="222222"/>
-          <w:lang w:val="en-US"/>
-        </w:rPr>
-        <w:t xml:space="preserve"> Sandler, A. Howard, M. Zhu, A. </w:t>
-      </w:r>
-      <w:proofErr w:type="spellStart"/>
-      <w:r>
-        <w:rPr>
-          <w:color w:val="222222"/>
-          <w:lang w:val="en-US"/>
-        </w:rPr>
-        <w:t>Zhmoginov</w:t>
-      </w:r>
-      <w:proofErr w:type="spellEnd"/>
-      <w:r>
-        <w:rPr>
-          <w:color w:val="222222"/>
-          <w:lang w:val="en-US"/>
-        </w:rPr>
-        <w:t xml:space="preserve"> y L. C. Chen, "MobileNetV2: Inverted Residuals and Linear Bottlenecks", </w:t>
-      </w:r>
-      <w:proofErr w:type="spellStart"/>
-      <w:r>
-        <w:rPr>
-          <w:color w:val="222222"/>
-          <w:lang w:val="en-US"/>
-        </w:rPr>
-        <w:t>en</w:t>
-      </w:r>
-      <w:proofErr w:type="spellEnd"/>
-      <w:r>
-        <w:rPr>
-          <w:color w:val="222222"/>
-          <w:lang w:val="en-US"/>
-        </w:rPr>
-        <w:t xml:space="preserve"> Proc. IEEE/CVF Conference on Computer Vision and Pattern Recognition (CVPR), pp. 4510–4520, 2018.</w:t>
-      </w:r>
-    </w:p>
-    <w:p>
-      <w:pPr>
-        <w:spacing w:before="60" w:after="60" w:line="280" w:lineRule="auto"/>
-        <w:jc w:val="both"/>
-        <w:rPr>
-          <w:lang w:val="en-US"/>
-        </w:rPr>
-      </w:pPr>
-      <w:r>
-        <w:rPr>
-          <w:b/>
-          <w:bCs/>
-          <w:color w:val="222222"/>
-          <w:lang w:val="en-US"/>
-        </w:rPr>
-        <w:t>[4</w:t>
-      </w:r>
-      <w:proofErr w:type="gramStart"/>
-      <w:r>
-        <w:rPr>
-          <w:b/>
-          <w:bCs/>
-          <w:color w:val="222222"/>
-          <w:lang w:val="en-US"/>
-        </w:rPr>
-        <w:t xml:space="preserve">]  </w:t>
-      </w:r>
-      <w:r>
-        <w:rPr>
-          <w:color w:val="222222"/>
-          <w:lang w:val="en-US"/>
-        </w:rPr>
-        <w:t>M.</w:t>
-      </w:r>
-      <w:proofErr w:type="gramEnd"/>
-      <w:r>
-        <w:rPr>
-          <w:color w:val="222222"/>
-          <w:lang w:val="en-US"/>
-        </w:rPr>
-        <w:t xml:space="preserve"> Tan y Q. V. Le, "</w:t>
-      </w:r>
-      <w:proofErr w:type="spellStart"/>
-      <w:r>
-        <w:rPr>
-          <w:color w:val="222222"/>
-          <w:lang w:val="en-US"/>
-        </w:rPr>
-        <w:t>EfficientNet</w:t>
-      </w:r>
-      <w:proofErr w:type="spellEnd"/>
-      <w:r>
-        <w:rPr>
-          <w:color w:val="222222"/>
-          <w:lang w:val="en-US"/>
-        </w:rPr>
-        <w:t xml:space="preserve">: Rethinking Model Scaling for Convolutional Neural Networks", </w:t>
-      </w:r>
-      <w:proofErr w:type="spellStart"/>
-      <w:r>
-        <w:rPr>
-          <w:color w:val="222222"/>
-          <w:lang w:val="en-US"/>
-        </w:rPr>
-        <w:t>en</w:t>
-      </w:r>
-      <w:proofErr w:type="spellEnd"/>
-      <w:r>
-        <w:rPr>
-          <w:color w:val="222222"/>
-          <w:lang w:val="en-US"/>
-        </w:rPr>
-        <w:t xml:space="preserve"> Proc. 36th International Conference on Machine Learning (ICML), pp. 6105–6114, 2019.</w:t>
-      </w:r>
-    </w:p>
-    <w:p>
-      <w:pPr>
-        <w:spacing w:before="60" w:after="60" w:line="280" w:lineRule="auto"/>
-        <w:jc w:val="both"/>
-        <w:rPr>
-          <w:lang w:val="en-US"/>
-        </w:rPr>
-      </w:pPr>
-      <w:r>
-        <w:rPr>
-          <w:b/>
-          <w:bCs/>
-          <w:color w:val="222222"/>
-          <w:lang w:val="en-US"/>
-        </w:rPr>
-        <w:t>[5</w:t>
-      </w:r>
-      <w:proofErr w:type="gramStart"/>
-      <w:r>
-        <w:rPr>
-          <w:b/>
-          <w:bCs/>
-          <w:color w:val="222222"/>
-          <w:lang w:val="en-US"/>
-        </w:rPr>
-        <w:t xml:space="preserve">]  </w:t>
-      </w:r>
-      <w:r>
-        <w:rPr>
-          <w:color w:val="222222"/>
-          <w:lang w:val="en-US"/>
-        </w:rPr>
-        <w:t>F.</w:t>
-      </w:r>
-      <w:proofErr w:type="gramEnd"/>
-      <w:r>
-        <w:rPr>
-          <w:color w:val="222222"/>
-          <w:lang w:val="en-US"/>
-        </w:rPr>
-        <w:t xml:space="preserve"> Chollet, Deep Learning with Python, 2.ª ed. Shelter Island, NY: Manning Publications, 2021.</w:t>
-      </w:r>
-    </w:p>
-    <w:p>
-      <w:pPr>
-        <w:spacing w:before="60" w:after="60" w:line="280" w:lineRule="auto"/>
-        <w:jc w:val="both"/>
-      </w:pPr>
-      <w:r>
-        <w:rPr>
-          <w:b/>
-          <w:bCs/>
-          <w:color w:val="222222"/>
-          <w:lang w:val="en-US"/>
-        </w:rPr>
-        <w:t>[6</w:t>
-      </w:r>
-      <w:proofErr w:type="gramStart"/>
-      <w:r>
-        <w:rPr>
-          <w:b/>
-          <w:bCs/>
-          <w:color w:val="222222"/>
-          <w:lang w:val="en-US"/>
-        </w:rPr>
-        <w:t xml:space="preserve">]  </w:t>
-      </w:r>
-      <w:r>
-        <w:rPr>
-          <w:color w:val="222222"/>
-          <w:lang w:val="en-US"/>
-        </w:rPr>
-        <w:t>A.</w:t>
-      </w:r>
-      <w:proofErr w:type="gramEnd"/>
-      <w:r>
-        <w:rPr>
-          <w:color w:val="222222"/>
-          <w:lang w:val="en-US"/>
-        </w:rPr>
-        <w:t xml:space="preserve"> </w:t>
-      </w:r>
-      <w:proofErr w:type="spellStart"/>
-      <w:r>
-        <w:rPr>
-          <w:color w:val="222222"/>
-          <w:lang w:val="en-US"/>
-        </w:rPr>
-        <w:t>Géron</w:t>
-      </w:r>
-      <w:proofErr w:type="spellEnd"/>
-      <w:r>
-        <w:rPr>
-          <w:color w:val="222222"/>
-          <w:lang w:val="en-US"/>
-        </w:rPr>
-        <w:t xml:space="preserve">, Hands-On Machine Learning with Scikit-Learn, </w:t>
-      </w:r>
-      <w:proofErr w:type="spellStart"/>
-      <w:r>
-        <w:rPr>
-          <w:color w:val="222222"/>
-          <w:lang w:val="en-US"/>
-        </w:rPr>
-        <w:t>Keras</w:t>
-      </w:r>
-      <w:proofErr w:type="spellEnd"/>
-      <w:r>
-        <w:rPr>
-          <w:color w:val="222222"/>
-          <w:lang w:val="en-US"/>
-        </w:rPr>
-        <w:t xml:space="preserve">, and TensorFlow, 3.ª ed. </w:t>
+        <w:t xml:space="preserve">A. Géron, Hands-On Machine Learning with Scikit-Learn, Keras, and TensorFlow, 3.ª ed. </w:t>
       </w:r>
       <w:r>
         <w:rPr>
